--- a/pr-preview/pr-212/chapters/summary-tracked-changes.docx
+++ b/pr-preview/pr-212/chapters/summary-tracked-changes.docx
@@ -16,7 +16,7 @@
       </w:pPr>
       <w:del w:id="1" w:author="PR Preview" w:date="2026-01-01T00:00:00Z">
         <w:r>
-          <w:delText xml:space="preserve">Last modified: 2026-10-15 22:06:09 (PDT)</w:delText>
+          <w:delText xml:space="preserve">Last modified: 2026-10-15 22:11:04 (PDT)</w:delText>
         </w:r>
       </w:del>
     </w:p>
@@ -26,7 +26,7 @@
       </w:pPr>
       <w:ins w:id="2" w:author="PR Preview" w:date="2026-01-01T00:00:00Z">
         <w:r>
-          <w:t xml:space="preserve">Last modified: 2026-10-15 22:08:24 (PDT)</w:t>
+          <w:t xml:space="preserve">Last modified: 2026-10-15 23:16:48 (PDT)</w:t>
         </w:r>
       </w:ins>
     </w:p>
@@ -2110,11 +2110,9 @@
       <w:pPr>
         <w:pStyle w:val="Heading2"/>
       </w:pPr>
-      <w:ins w:id="3" w:author="PR Preview" w:date="2026-01-01T00:00:00Z">
-        <w:r>
-          <w:t xml:space="preserve">8 Software text</w:t>
-        </w:r>
-      </w:ins>
+      <w:r>
+        <w:t xml:space="preserve">8 Software text</w:t>
+      </w:r>
     </w:p>
     <w:p>
       <w:pPr>
@@ -2125,25 +2123,19 @@
         </w:numPr>
       </w:pPr>
       <w:hyperlink r:id="rId91">
-        <w:ins w:id="4" w:author="PR Preview" w:date="2026-01-01T00:00:00Z">
-          <w:r>
-            <w:rPr>
-              <w:rStyle w:val="Hyperlink"/>
-            </w:rPr>
-            <w:t xml:space="preserve">Say what changed and why</w:t>
-          </w:r>
-        </w:ins>
-      </w:hyperlink>
-      <w:ins w:id="5" w:author="PR Preview" w:date="2026-01-01T00:00:00Z">
-        <w:r>
-          <w:t xml:space="preserve"> </w:t>
-        </w:r>
-      </w:ins>
-      <w:ins w:id="6" w:author="PR Preview" w:date="2026-01-01T00:00:00Z">
-        <w:r>
-          <w:t xml:space="preserve">in a pull request or commit message.</w:t>
-        </w:r>
-      </w:ins>
+        <w:r>
+          <w:rPr>
+            <w:rStyle w:val="Hyperlink"/>
+          </w:rPr>
+          <w:t xml:space="preserve">Say what changed and why</w:t>
+        </w:r>
+      </w:hyperlink>
+      <w:r>
+        <w:t xml:space="preserve"> </w:t>
+      </w:r>
+      <w:r>
+        <w:t xml:space="preserve">in a pull request or commit message.</w:t>
+      </w:r>
     </w:p>
     <w:p>
       <w:pPr>
@@ -2154,20 +2146,16 @@
         </w:numPr>
       </w:pPr>
       <w:hyperlink r:id="rId92">
-        <w:ins w:id="7" w:author="PR Preview" w:date="2026-01-01T00:00:00Z">
-          <w:r>
-            <w:rPr>
-              <w:rStyle w:val="Hyperlink"/>
-            </w:rPr>
-            <w:t xml:space="preserve">Comment why, not what</w:t>
-          </w:r>
-        </w:ins>
-      </w:hyperlink>
-      <w:ins w:id="8" w:author="PR Preview" w:date="2026-01-01T00:00:00Z">
-        <w:r>
-          <w:t xml:space="preserve">.</w:t>
-        </w:r>
-      </w:ins>
+        <w:r>
+          <w:rPr>
+            <w:rStyle w:val="Hyperlink"/>
+          </w:rPr>
+          <w:t xml:space="preserve">Comment why, not what</w:t>
+        </w:r>
+      </w:hyperlink>
+      <w:r>
+        <w:t xml:space="preserve">.</w:t>
+      </w:r>
     </w:p>
     <w:p>
       <w:pPr>
@@ -2178,20 +2166,16 @@
         </w:numPr>
       </w:pPr>
       <w:hyperlink r:id="rId93">
-        <w:ins w:id="9" w:author="PR Preview" w:date="2026-01-01T00:00:00Z">
-          <w:r>
-            <w:rPr>
-              <w:rStyle w:val="Hyperlink"/>
-            </w:rPr>
-            <w:t xml:space="preserve">Write release notes by their effect on the user</w:t>
-          </w:r>
-        </w:ins>
-      </w:hyperlink>
-      <w:ins w:id="10" w:author="PR Preview" w:date="2026-01-01T00:00:00Z">
-        <w:r>
-          <w:t xml:space="preserve">.</w:t>
-        </w:r>
-      </w:ins>
+        <w:r>
+          <w:rPr>
+            <w:rStyle w:val="Hyperlink"/>
+          </w:rPr>
+          <w:t xml:space="preserve">Write release notes by their effect on the user</w:t>
+        </w:r>
+      </w:hyperlink>
+      <w:r>
+        <w:t xml:space="preserve">.</w:t>
+      </w:r>
     </w:p>
     <w:bookmarkEnd w:id="94"/>
     <w:sectPr>
